--- a/ДП/Общие изменения проекта.docx
+++ b/ДП/Общие изменения проекта.docx
@@ -2516,7 +2516,7 @@
           <w:lang w:val="en-US"/>
         </w:rPr>
         <w:drawing>
-          <wp:anchor distT="0" distB="0" distL="114300" distR="114300" simplePos="0" relativeHeight="251662336" behindDoc="0" locked="0" layoutInCell="1" allowOverlap="1" wp14:anchorId="2849BCAB" wp14:editId="504B73DC">
+          <wp:anchor distT="0" distB="0" distL="114300" distR="114300" simplePos="0" relativeHeight="251662336" behindDoc="0" locked="0" layoutInCell="1" allowOverlap="1" wp14:anchorId="2849BCAB" wp14:editId="797E0495">
             <wp:simplePos x="0" y="0"/>
             <wp:positionH relativeFrom="margin">
               <wp:align>right</wp:align>
@@ -2590,7 +2590,7 @@
           <w:noProof/>
         </w:rPr>
         <w:drawing>
-          <wp:anchor distT="0" distB="0" distL="114300" distR="114300" simplePos="0" relativeHeight="251665408" behindDoc="0" locked="0" layoutInCell="1" allowOverlap="1" wp14:anchorId="22814931" wp14:editId="2E2B5AE9">
+          <wp:anchor distT="0" distB="0" distL="114300" distR="114300" simplePos="0" relativeHeight="251665408" behindDoc="0" locked="0" layoutInCell="1" allowOverlap="1" wp14:anchorId="22814931" wp14:editId="1E1A7EC5">
             <wp:simplePos x="0" y="0"/>
             <wp:positionH relativeFrom="column">
               <wp:posOffset>16510</wp:posOffset>
@@ -3175,7 +3175,7 @@
           <w:noProof/>
         </w:rPr>
         <w:drawing>
-          <wp:anchor distT="0" distB="0" distL="114300" distR="114300" simplePos="0" relativeHeight="251670528" behindDoc="0" locked="0" layoutInCell="1" allowOverlap="1" wp14:anchorId="626F105D" wp14:editId="128FB54F">
+          <wp:anchor distT="0" distB="0" distL="114300" distR="114300" simplePos="0" relativeHeight="251670528" behindDoc="0" locked="0" layoutInCell="1" allowOverlap="1" wp14:anchorId="626F105D" wp14:editId="7E8DB9B6">
             <wp:simplePos x="0" y="0"/>
             <wp:positionH relativeFrom="page">
               <wp:align>center</wp:align>
@@ -6496,19 +6496,143 @@
         <w:t>Ранее все данные в таблицы загружались единовременно. Теперь таблицы имеют максимальную вместимость и выводят постраничные результаты поиска.</w:t>
       </w:r>
       <w:r>
-        <w:t xml:space="preserve"> При экспорте данных, экспортируются все страницы!</w:t>
-      </w:r>
-      <w:r>
-        <w:br/>
-      </w:r>
-    </w:p>
-    <w:p>
-      <w:pPr>
-        <w:pStyle w:val="a3"/>
-      </w:pPr>
+        <w:t xml:space="preserve"> Одна</w:t>
+      </w:r>
+      <w:r>
+        <w:t xml:space="preserve"> страница таблицы отображает </w:t>
+      </w:r>
+      <w:r>
+        <w:t xml:space="preserve">50 записей. Переключение между страницами доступно внизу самой таблицы. </w:t>
+      </w:r>
+    </w:p>
+    <w:p>
+      <w:pPr>
+        <w:pStyle w:val="afd"/>
+      </w:pPr>
+      <w:r>
+        <w:drawing>
+          <wp:inline distT="0" distB="0" distL="0" distR="0" wp14:anchorId="5D339AB2" wp14:editId="0AEED26A">
+            <wp:extent cx="5939790" cy="2208530"/>
+            <wp:effectExtent l="0" t="0" r="3810" b="1270"/>
+            <wp:docPr id="709453901" name="Рисунок 1"/>
+            <wp:cNvGraphicFramePr>
+              <a:graphicFrameLocks xmlns:a="http://schemas.openxmlformats.org/drawingml/2006/main" noChangeAspect="1"/>
+            </wp:cNvGraphicFramePr>
+            <a:graphic xmlns:a="http://schemas.openxmlformats.org/drawingml/2006/main">
+              <a:graphicData uri="http://schemas.openxmlformats.org/drawingml/2006/picture">
+                <pic:pic xmlns:pic="http://schemas.openxmlformats.org/drawingml/2006/picture">
+                  <pic:nvPicPr>
+                    <pic:cNvPr id="709453901" name=""/>
+                    <pic:cNvPicPr/>
+                  </pic:nvPicPr>
+                  <pic:blipFill>
+                    <a:blip r:embed="rId62"/>
+                    <a:stretch>
+                      <a:fillRect/>
+                    </a:stretch>
+                  </pic:blipFill>
+                  <pic:spPr>
+                    <a:xfrm>
+                      <a:off x="0" y="0"/>
+                      <a:ext cx="5939790" cy="2208530"/>
+                    </a:xfrm>
+                    <a:prstGeom prst="rect">
+                      <a:avLst/>
+                    </a:prstGeom>
+                  </pic:spPr>
+                </pic:pic>
+              </a:graphicData>
+            </a:graphic>
+          </wp:inline>
+        </w:drawing>
+      </w:r>
+    </w:p>
+    <w:p>
+      <w:r>
+        <w:t xml:space="preserve">В шапке таблицы отображается количество отображаемых записей среди всех. В формате «с </w:t>
+      </w:r>
+      <w:r>
+        <w:rPr>
+          <w:highlight w:val="yellow"/>
+        </w:rPr>
+        <w:t>ЧИСЛО</w:t>
+      </w:r>
+      <w:r>
+        <w:t xml:space="preserve"> по </w:t>
+      </w:r>
+      <w:r>
+        <w:rPr>
+          <w:highlight w:val="yellow"/>
+        </w:rPr>
+        <w:t>ЧИСЛО</w:t>
+      </w:r>
+      <w:r>
+        <w:t xml:space="preserve"> из </w:t>
+      </w:r>
+      <w:r>
+        <w:rPr>
+          <w:highlight w:val="yellow"/>
+        </w:rPr>
+        <w:t>ЧИСЛО</w:t>
+      </w:r>
+      <w:r>
+        <w:t>»</w:t>
+      </w:r>
+    </w:p>
+    <w:p>
+      <w:r>
+        <w:lastRenderedPageBreak/>
+        <w:drawing>
+          <wp:inline distT="0" distB="0" distL="0" distR="0" wp14:anchorId="43EFF3FF" wp14:editId="19E164A0">
+            <wp:extent cx="5939790" cy="1612265"/>
+            <wp:effectExtent l="0" t="0" r="3810" b="6985"/>
+            <wp:docPr id="812629070" name="Рисунок 1"/>
+            <wp:cNvGraphicFramePr>
+              <a:graphicFrameLocks xmlns:a="http://schemas.openxmlformats.org/drawingml/2006/main" noChangeAspect="1"/>
+            </wp:cNvGraphicFramePr>
+            <a:graphic xmlns:a="http://schemas.openxmlformats.org/drawingml/2006/main">
+              <a:graphicData uri="http://schemas.openxmlformats.org/drawingml/2006/picture">
+                <pic:pic xmlns:pic="http://schemas.openxmlformats.org/drawingml/2006/picture">
+                  <pic:nvPicPr>
+                    <pic:cNvPr id="812629070" name=""/>
+                    <pic:cNvPicPr/>
+                  </pic:nvPicPr>
+                  <pic:blipFill>
+                    <a:blip r:embed="rId63"/>
+                    <a:stretch>
+                      <a:fillRect/>
+                    </a:stretch>
+                  </pic:blipFill>
+                  <pic:spPr>
+                    <a:xfrm>
+                      <a:off x="0" y="0"/>
+                      <a:ext cx="5939790" cy="1612265"/>
+                    </a:xfrm>
+                    <a:prstGeom prst="rect">
+                      <a:avLst/>
+                    </a:prstGeom>
+                  </pic:spPr>
+                </pic:pic>
+              </a:graphicData>
+            </a:graphic>
+          </wp:inline>
+        </w:drawing>
+      </w:r>
+    </w:p>
+    <w:p/>
+    <w:p>
+      <w:r>
+        <w:t xml:space="preserve">Поиск и фильтрация работает среди всех страниц таблицы. </w:t>
+      </w:r>
+    </w:p>
+    <w:p/>
+    <w:p>
+      <w:r>
+        <w:t>При экспорте в отчет экспорта попадают все страницы таблицы.</w:t>
+      </w:r>
     </w:p>
     <w:sectPr>
-      <w:footerReference w:type="default" r:id="rId62"/>
+      <w:footerReference w:type="default" r:id="rId64"/>
       <w:pgSz w:w="11906" w:h="16838"/>
       <w:pgMar w:top="1134" w:right="851" w:bottom="1134" w:left="1701" w:header="709" w:footer="709" w:gutter="0"/>
       <w:pgNumType w:start="1"/>
